--- a/week5/Stage_2_Tutorial_Student_Handout.docx
+++ b/week5/Stage_2_Tutorial_Student_Handout.docx
@@ -1,6 +1,6 @@
 
 <file path=word/document.xml><?xml version="1.0" encoding="utf-8"?>
-<w:document xmlns:wpc="http://schemas.microsoft.com/office/word/2010/wordprocessingCanvas" xmlns:cx="http://schemas.microsoft.com/office/drawing/2014/chartex" xmlns:cx1="http://schemas.microsoft.com/office/drawing/2015/9/8/chartex" xmlns:cx2="http://schemas.microsoft.com/office/drawing/2015/10/21/chartex" xmlns:cx3="http://schemas.microsoft.com/office/drawing/2016/5/9/chartex" xmlns:cx4="http://schemas.microsoft.com/office/drawing/2016/5/10/chartex" xmlns:cx5="http://schemas.microsoft.com/office/drawing/2016/5/11/chartex" xmlns:cx6="http://schemas.microsoft.com/office/drawing/2016/5/12/chartex" xmlns:cx7="http://schemas.microsoft.com/office/drawing/2016/5/13/chartex" xmlns:cx8="http://schemas.microsoft.com/office/drawing/2016/5/14/chartex" xmlns:mc="http://schemas.openxmlformats.org/markup-compatibility/2006" xmlns:aink="http://schemas.microsoft.com/office/drawing/2016/ink" xmlns:am3d="http://schemas.microsoft.com/office/drawing/2017/model3d" xmlns:o="urn:schemas-microsoft-com:office:office" xmlns:oel="http://schemas.microsoft.com/office/2019/extlst" xmlns:r="http://schemas.openxmlformats.org/officeDocument/2006/relationships" xmlns:m="http://schemas.openxmlformats.org/officeDocument/2006/math" xmlns:v="urn:schemas-microsoft-com:vml" xmlns:wp14="http://schemas.microsoft.com/office/word/2010/wordprocessingDrawing" xmlns:wp="http://schemas.openxmlformats.org/drawingml/2006/wordprocessingDrawing" xmlns:w10="urn:schemas-microsoft-com:office:word" xmlns:w="http://schemas.openxmlformats.org/wordprocessingml/2006/main" xmlns:w14="http://schemas.microsoft.com/office/word/2010/wordml" xmlns:w15="http://schemas.microsoft.com/office/word/2012/wordml" xmlns:w16cei="http://schemas.microsoft.com/office/word/2026/wordml/cei" xmlns:w16cex="http://schemas.microsoft.com/office/word/2018/wordml/cex" xmlns:w16cid="http://schemas.microsoft.com/office/word/2016/wordml/cid" xmlns:w16="http://schemas.microsoft.com/office/word/2018/wordml" xmlns:w16du="http://schemas.microsoft.com/office/word/2023/wordml/word16du" xmlns:w16sdtdh="http://schemas.microsoft.com/office/word/2020/wordml/sdtdatahash" xmlns:w16sdtfl="http://schemas.microsoft.com/office/word/2024/wordml/sdtformatlock" xmlns:w16se="http://schemas.microsoft.com/office/word/2015/wordml/symex" xmlns:wpg="http://schemas.microsoft.com/office/word/2010/wordprocessingGroup" xmlns:wpi="http://schemas.microsoft.com/office/word/2010/wordprocessingInk" xmlns:wne="http://schemas.microsoft.com/office/word/2006/wordml" xmlns:wps="http://schemas.microsoft.com/office/word/2010/wordprocessingShape" mc:Ignorable="w14 w15 w16se w16cid w16 w16cex w16sdtdh w16sdtfl w16du wp14">
+<w:document xmlns:wpc="http://schemas.microsoft.com/office/word/2010/wordprocessingCanvas" xmlns:cx="http://schemas.microsoft.com/office/drawing/2014/chartex" xmlns:cx1="http://schemas.microsoft.com/office/drawing/2015/9/8/chartex" xmlns:cx2="http://schemas.microsoft.com/office/drawing/2015/10/21/chartex" xmlns:cx3="http://schemas.microsoft.com/office/drawing/2016/5/9/chartex" xmlns:cx4="http://schemas.microsoft.com/office/drawing/2016/5/10/chartex" xmlns:cx5="http://schemas.microsoft.com/office/drawing/2016/5/11/chartex" xmlns:cx6="http://schemas.microsoft.com/office/drawing/2016/5/12/chartex" xmlns:cx7="http://schemas.microsoft.com/office/drawing/2016/5/13/chartex" xmlns:cx8="http://schemas.microsoft.com/office/drawing/2016/5/14/chartex" xmlns:mc="http://schemas.openxmlformats.org/markup-compatibility/2006" xmlns:aink="http://schemas.microsoft.com/office/drawing/2016/ink" xmlns:am3d="http://schemas.microsoft.com/office/drawing/2017/model3d" xmlns:o="urn:schemas-microsoft-com:office:office" xmlns:oel="http://schemas.microsoft.com/office/2019/extlst" xmlns:r="http://schemas.openxmlformats.org/officeDocument/2006/relationships" xmlns:m="http://schemas.openxmlformats.org/officeDocument/2006/math" xmlns:v="urn:schemas-microsoft-com:vml" xmlns:wp14="http://schemas.microsoft.com/office/word/2010/wordprocessingDrawing" xmlns:wp="http://schemas.openxmlformats.org/drawingml/2006/wordprocessingDrawing" xmlns:w10="urn:schemas-microsoft-com:office:word" xmlns:w="http://schemas.openxmlformats.org/wordprocessingml/2006/main" xmlns:w14="http://schemas.microsoft.com/office/word/2010/wordml" xmlns:w15="http://schemas.microsoft.com/office/word/2012/wordml" xmlns:w16cex="http://schemas.microsoft.com/office/word/2018/wordml/cex" xmlns:w16cid="http://schemas.microsoft.com/office/word/2016/wordml/cid" xmlns:w16="http://schemas.microsoft.com/office/word/2018/wordml" xmlns:w16du="http://schemas.microsoft.com/office/word/2023/wordml/word16du" xmlns:w16sdtdh="http://schemas.microsoft.com/office/word/2020/wordml/sdtdatahash" xmlns:w16sdtfl="http://schemas.microsoft.com/office/word/2024/wordml/sdtformatlock" xmlns:w16se="http://schemas.microsoft.com/office/word/2015/wordml/symex" xmlns:wpg="http://schemas.microsoft.com/office/word/2010/wordprocessingGroup" xmlns:wpi="http://schemas.microsoft.com/office/word/2010/wordprocessingInk" xmlns:wne="http://schemas.microsoft.com/office/word/2006/wordml" xmlns:wps="http://schemas.microsoft.com/office/word/2010/wordprocessingShape" mc:Ignorable="w14 w15 w16se w16cid w16 w16cex w16sdtdh w16sdtfl w16du wp14">
   <w:body>
     <w:p>
       <w:pPr>
@@ -17,10 +17,7 @@
         <w:jc w:val="center"/>
       </w:pPr>
       <w:r>
-        <w:t xml:space="preserve">Stage 2 </w:t>
-      </w:r>
-      <w:r>
-        <w:t>Tutorial From Problems to Requirements</w:t>
+        <w:t>Stage 2 Tutorial From Problems to Requirements</w:t>
       </w:r>
     </w:p>
     <w:p>
@@ -149,7 +146,11 @@
           <w:tcPr>
             <w:tcW w:w="3360" w:type="dxa"/>
           </w:tcPr>
-          <w:p/>
+          <w:p>
+            <w:r>
+              <w:t>Patients</w:t>
+            </w:r>
+          </w:p>
         </w:tc>
         <w:tc>
           <w:tcPr>
@@ -169,7 +170,11 @@
           <w:tcPr>
             <w:tcW w:w="3360" w:type="dxa"/>
           </w:tcPr>
-          <w:p/>
+          <w:p>
+            <w:r>
+              <w:t>Practitioners</w:t>
+            </w:r>
+          </w:p>
         </w:tc>
         <w:tc>
           <w:tcPr>
@@ -189,7 +194,11 @@
           <w:tcPr>
             <w:tcW w:w="3360" w:type="dxa"/>
           </w:tcPr>
-          <w:p/>
+          <w:p>
+            <w:r>
+              <w:t>Management</w:t>
+            </w:r>
+          </w:p>
         </w:tc>
         <w:tc>
           <w:tcPr>
@@ -293,7 +302,16 @@
     </w:p>
     <w:p>
       <w:r>
-        <w:t>Problem: ____________________   Clarification question: ____________________</w:t>
+        <w:t xml:space="preserve">Problem: </w:t>
+      </w:r>
+      <w:r>
+        <w:t>“Easy to use” is undefined and subjective. Easy to use for who?</w:t>
+      </w:r>
+      <w:r>
+        <w:t xml:space="preserve">   Clarification question: </w:t>
+      </w:r>
+      <w:r>
+        <w:t>What or who do we need to accommodate for in the design?</w:t>
       </w:r>
     </w:p>
     <w:p>
@@ -303,7 +321,16 @@
     </w:p>
     <w:p>
       <w:r>
-        <w:t>Problem: ____________________   Clarification question: ____________________</w:t>
+        <w:t xml:space="preserve">Problem: </w:t>
+      </w:r>
+      <w:r>
+        <w:t>“Fast” is not quantified Clarification</w:t>
+      </w:r>
+      <w:r>
+        <w:t xml:space="preserve"> question:</w:t>
+      </w:r>
+      <w:r>
+        <w:t xml:space="preserve"> How fast does the search need to be?</w:t>
       </w:r>
     </w:p>
     <w:p>
@@ -314,7 +341,13 @@
     </w:p>
     <w:p>
       <w:r>
-        <w:t>Problem: ____________________   Clarification question: ____________________</w:t>
+        <w:t xml:space="preserve">Problem: </w:t>
+      </w:r>
+      <w:r>
+        <w:t>“Securely” and “manage” is not really defined</w:t>
+      </w:r>
+      <w:r>
+        <w:t xml:space="preserve">   Clarification question: ____________________</w:t>
       </w:r>
     </w:p>
     <w:p>
@@ -324,7 +357,16 @@
     </w:p>
     <w:p>
       <w:r>
-        <w:t>Problem: ____________________   Clarification question: ____________________</w:t>
+        <w:t xml:space="preserve">Problem: </w:t>
+      </w:r>
+      <w:r>
+        <w:t>“Normally” and “Easy” are ill-defined</w:t>
+      </w:r>
+      <w:r>
+        <w:t xml:space="preserve">  Clarification question:</w:t>
+      </w:r>
+      <w:r>
+        <w:t xml:space="preserve"> Do we need a simple, and clear, 1 button cancel system?</w:t>
       </w:r>
     </w:p>
     <w:p>
@@ -565,6 +607,11 @@
         <w:t>Why is 'AI suggested it' not sufficient evidence for a requirement?</w:t>
       </w:r>
     </w:p>
+    <w:p>
+      <w:r>
+        <w:t>AI generated text may make assumptions based on prompts and training data, and can be inaccurate the the actual clients requirements.</w:t>
+      </w:r>
+    </w:p>
     <w:sectPr>
       <w:pgSz w:w="12240" w:h="15840"/>
       <w:pgMar w:top="936" w:right="1080" w:bottom="936" w:left="1080" w:header="720" w:footer="720" w:gutter="0"/>
@@ -576,7 +623,7 @@
 </file>
 
 <file path=word/numbering.xml><?xml version="1.0" encoding="utf-8"?>
-<w:numbering xmlns:wpc="http://schemas.microsoft.com/office/word/2010/wordprocessingCanvas" xmlns:cx="http://schemas.microsoft.com/office/drawing/2014/chartex" xmlns:cx1="http://schemas.microsoft.com/office/drawing/2015/9/8/chartex" xmlns:cx2="http://schemas.microsoft.com/office/drawing/2015/10/21/chartex" xmlns:cx3="http://schemas.microsoft.com/office/drawing/2016/5/9/chartex" xmlns:cx4="http://schemas.microsoft.com/office/drawing/2016/5/10/chartex" xmlns:cx5="http://schemas.microsoft.com/office/drawing/2016/5/11/chartex" xmlns:cx6="http://schemas.microsoft.com/office/drawing/2016/5/12/chartex" xmlns:cx7="http://schemas.microsoft.com/office/drawing/2016/5/13/chartex" xmlns:cx8="http://schemas.microsoft.com/office/drawing/2016/5/14/chartex" xmlns:mc="http://schemas.openxmlformats.org/markup-compatibility/2006" xmlns:aink="http://schemas.microsoft.com/office/drawing/2016/ink" xmlns:am3d="http://schemas.microsoft.com/office/drawing/2017/model3d" xmlns:o="urn:schemas-microsoft-com:office:office" xmlns:oel="http://schemas.microsoft.com/office/2019/extlst" xmlns:r="http://schemas.openxmlformats.org/officeDocument/2006/relationships" xmlns:m="http://schemas.openxmlformats.org/officeDocument/2006/math" xmlns:v="urn:schemas-microsoft-com:vml" xmlns:wp14="http://schemas.microsoft.com/office/word/2010/wordprocessingDrawing" xmlns:wp="http://schemas.openxmlformats.org/drawingml/2006/wordprocessingDrawing" xmlns:w10="urn:schemas-microsoft-com:office:word" xmlns:w="http://schemas.openxmlformats.org/wordprocessingml/2006/main" xmlns:w14="http://schemas.microsoft.com/office/word/2010/wordml" xmlns:w15="http://schemas.microsoft.com/office/word/2012/wordml" xmlns:w16cei="http://schemas.microsoft.com/office/word/2026/wordml/cei" xmlns:w16cex="http://schemas.microsoft.com/office/word/2018/wordml/cex" xmlns:w16cid="http://schemas.microsoft.com/office/word/2016/wordml/cid" xmlns:w16="http://schemas.microsoft.com/office/word/2018/wordml" xmlns:w16du="http://schemas.microsoft.com/office/word/2023/wordml/word16du" xmlns:w16sdtdh="http://schemas.microsoft.com/office/word/2020/wordml/sdtdatahash" xmlns:w16sdtfl="http://schemas.microsoft.com/office/word/2024/wordml/sdtformatlock" xmlns:w16se="http://schemas.microsoft.com/office/word/2015/wordml/symex" xmlns:wpg="http://schemas.microsoft.com/office/word/2010/wordprocessingGroup" xmlns:wpi="http://schemas.microsoft.com/office/word/2010/wordprocessingInk" xmlns:wne="http://schemas.microsoft.com/office/word/2006/wordml" xmlns:wps="http://schemas.microsoft.com/office/word/2010/wordprocessingShape" mc:Ignorable="w14 w15 w16se w16cid w16 w16cex w16sdtdh w16sdtfl w16du wp14">
+<w:numbering xmlns:wpc="http://schemas.microsoft.com/office/word/2010/wordprocessingCanvas" xmlns:cx="http://schemas.microsoft.com/office/drawing/2014/chartex" xmlns:cx1="http://schemas.microsoft.com/office/drawing/2015/9/8/chartex" xmlns:cx2="http://schemas.microsoft.com/office/drawing/2015/10/21/chartex" xmlns:cx3="http://schemas.microsoft.com/office/drawing/2016/5/9/chartex" xmlns:cx4="http://schemas.microsoft.com/office/drawing/2016/5/10/chartex" xmlns:cx5="http://schemas.microsoft.com/office/drawing/2016/5/11/chartex" xmlns:cx6="http://schemas.microsoft.com/office/drawing/2016/5/12/chartex" xmlns:cx7="http://schemas.microsoft.com/office/drawing/2016/5/13/chartex" xmlns:cx8="http://schemas.microsoft.com/office/drawing/2016/5/14/chartex" xmlns:mc="http://schemas.openxmlformats.org/markup-compatibility/2006" xmlns:aink="http://schemas.microsoft.com/office/drawing/2016/ink" xmlns:am3d="http://schemas.microsoft.com/office/drawing/2017/model3d" xmlns:o="urn:schemas-microsoft-com:office:office" xmlns:oel="http://schemas.microsoft.com/office/2019/extlst" xmlns:r="http://schemas.openxmlformats.org/officeDocument/2006/relationships" xmlns:m="http://schemas.openxmlformats.org/officeDocument/2006/math" xmlns:v="urn:schemas-microsoft-com:vml" xmlns:wp14="http://schemas.microsoft.com/office/word/2010/wordprocessingDrawing" xmlns:wp="http://schemas.openxmlformats.org/drawingml/2006/wordprocessingDrawing" xmlns:w10="urn:schemas-microsoft-com:office:word" xmlns:w="http://schemas.openxmlformats.org/wordprocessingml/2006/main" xmlns:w14="http://schemas.microsoft.com/office/word/2010/wordml" xmlns:w15="http://schemas.microsoft.com/office/word/2012/wordml" xmlns:w16cex="http://schemas.microsoft.com/office/word/2018/wordml/cex" xmlns:w16cid="http://schemas.microsoft.com/office/word/2016/wordml/cid" xmlns:w16="http://schemas.microsoft.com/office/word/2018/wordml" xmlns:w16du="http://schemas.microsoft.com/office/word/2023/wordml/word16du" xmlns:w16sdtdh="http://schemas.microsoft.com/office/word/2020/wordml/sdtdatahash" xmlns:w16sdtfl="http://schemas.microsoft.com/office/word/2024/wordml/sdtformatlock" xmlns:w16se="http://schemas.microsoft.com/office/word/2015/wordml/symex" xmlns:wpg="http://schemas.microsoft.com/office/word/2010/wordprocessingGroup" xmlns:wpi="http://schemas.microsoft.com/office/word/2010/wordprocessingInk" xmlns:wne="http://schemas.microsoft.com/office/word/2006/wordml" xmlns:wps="http://schemas.microsoft.com/office/word/2010/wordprocessingShape" mc:Ignorable="w14 w15 w16se w16cid w16 w16cex w16sdtdh w16sdtfl w16du wp14">
   <w:abstractNum w:abstractNumId="0" w15:restartNumberingAfterBreak="0">
     <w:nsid w:val="FFFFFF7C"/>
     <w:multiLevelType w:val="singleLevel"/>

--- a/week5/Stage_2_Tutorial_Student_Handout.docx
+++ b/week5/Stage_2_Tutorial_Student_Handout.docx
@@ -46,8 +46,13 @@
       <w:pPr>
         <w:pStyle w:val="ListBullet"/>
       </w:pPr>
+      <w:proofErr w:type="spellStart"/>
       <w:r>
-        <w:t>Analyse stakeholders.</w:t>
+        <w:t>Analyse</w:t>
+      </w:r>
+      <w:proofErr w:type="spellEnd"/>
+      <w:r>
+        <w:t xml:space="preserve"> stakeholders.</w:t>
       </w:r>
     </w:p>
     <w:p>
@@ -62,8 +67,13 @@
       <w:pPr>
         <w:pStyle w:val="ListBullet"/>
       </w:pPr>
+      <w:proofErr w:type="spellStart"/>
       <w:r>
-        <w:t>Recognise ambiguity and unsupported requirements.</w:t>
+        <w:t>Recognise</w:t>
+      </w:r>
+      <w:proofErr w:type="spellEnd"/>
+      <w:r>
+        <w:t xml:space="preserve"> ambiguity and unsupported requirements.</w:t>
       </w:r>
     </w:p>
     <w:p>
@@ -156,7 +166,11 @@
           <w:tcPr>
             <w:tcW w:w="3360" w:type="dxa"/>
           </w:tcPr>
-          <w:p/>
+          <w:p>
+            <w:r>
+              <w:t xml:space="preserve">View appointments, </w:t>
+            </w:r>
+          </w:p>
         </w:tc>
         <w:tc>
           <w:tcPr>
@@ -180,7 +194,11 @@
           <w:tcPr>
             <w:tcW w:w="3360" w:type="dxa"/>
           </w:tcPr>
-          <w:p/>
+          <w:p>
+            <w:r>
+              <w:t>Book, view, edit and cancel appointments</w:t>
+            </w:r>
+          </w:p>
         </w:tc>
         <w:tc>
           <w:tcPr>
@@ -264,12 +282,24 @@
     </w:p>
     <w:p>
       <w:r>
-        <w:t>□ Functional   □ Non-functional   The system shall allow staff to cancel an appointment.</w:t>
+        <w:t>Functional</w:t>
+      </w:r>
+      <w:r>
+        <w:t>: The</w:t>
+      </w:r>
+      <w:r>
+        <w:t xml:space="preserve"> system shall allow staff to cancel an appointment.</w:t>
       </w:r>
     </w:p>
     <w:p>
       <w:r>
-        <w:t>□ Functional   □ Non-functional   The system should remain responsive for the course-scale dataset.</w:t>
+        <w:t>Non-functional</w:t>
+      </w:r>
+      <w:r>
+        <w:t xml:space="preserve">: </w:t>
+      </w:r>
+      <w:r>
+        <w:t>The system should remain responsive for the course-scale dataset.</w:t>
       </w:r>
     </w:p>
     <w:p>
@@ -321,6 +351,7 @@
     </w:p>
     <w:p>
       <w:r>
+        <w:lastRenderedPageBreak/>
         <w:t xml:space="preserve">Problem: </w:t>
       </w:r>
       <w:r>
@@ -335,7 +366,6 @@
     </w:p>
     <w:p>
       <w:r>
-        <w:lastRenderedPageBreak/>
         <w:t>The system should securely manage data.</w:t>
       </w:r>
     </w:p>
@@ -609,7 +639,15 @@
     </w:p>
     <w:p>
       <w:r>
-        <w:t>AI generated text may make assumptions based on prompts and training data, and can be inaccurate the the actual clients requirements.</w:t>
+        <w:t xml:space="preserve">AI generated text may make assumptions based on prompts and training data, and can be inaccurate the </w:t>
+      </w:r>
+      <w:proofErr w:type="spellStart"/>
+      <w:r>
+        <w:t>the</w:t>
+      </w:r>
+      <w:proofErr w:type="spellEnd"/>
+      <w:r>
+        <w:t xml:space="preserve"> actual clients requirements.</w:t>
       </w:r>
     </w:p>
     <w:sectPr>
